--- a/docs/Claude_Skills_CheatSheet_v2.docx
+++ b/docs/Claude_Skills_CheatSheet_v2.docx
@@ -220,6 +220,73 @@
                 <w:color w:val="000000"/>
                 <w:sz w:val="16"/>
               </w:rPr>
+              <w:t>Repeatable full-deal prompt sequence</w:t>
+            </w:r>
+          </w:p>
+        </w:tc>
+        <w:tc>
+          <w:tcPr>
+            <w:tcW w:type="dxa" w:w="6500"/>
+            <w:tcBorders>
+              <w:top w:val="single" w:sz="4" w:space="0" w:color="DDDDDD"/>
+              <w:left w:val="single" w:sz="4" w:space="0" w:color="DDDDDD"/>
+              <w:bottom w:val="single" w:sz="4" w:space="0" w:color="DDDDDD"/>
+              <w:right w:val="single" w:sz="4" w:space="0" w:color="DDDDDD"/>
+            </w:tcBorders>
+            <w:tcMar>
+              <w:top w:w="80" w:type="dxa"/>
+              <w:left w:w="120" w:type="dxa"/>
+              <w:bottom w:w="80" w:type="dxa"/>
+              <w:right w:w="120" w:type="dxa"/>
+            </w:tcMar>
+            <w:vAlign w:val="center"/>
+          </w:tcPr>
+          <w:p>
+            <w:pPr>
+              <w:spacing w:after="0"/>
+            </w:pPr>
+            <w:r>
+              <w:rPr>
+                <w:rFonts w:ascii="Wix Madefor Display" w:hAnsi="Wix Madefor Display" w:eastAsia="Wix Madefor Display"/>
+                <w:b w:val="0"/>
+                <w:color w:val="000000"/>
+                <w:sz w:val="16"/>
+              </w:rPr>
+              <w:t>docs/new-deal-gold-standard-prompt-sequence.md</w:t>
+            </w:r>
+          </w:p>
+        </w:tc>
+      </w:tr>
+      <w:tr>
+        <w:tc>
+          <w:tcPr>
+            <w:tcW w:type="dxa" w:w="4300"/>
+            <w:tcBorders>
+              <w:top w:val="single" w:sz="4" w:space="0" w:color="DDDDDD"/>
+              <w:left w:val="single" w:sz="4" w:space="0" w:color="DDDDDD"/>
+              <w:bottom w:val="single" w:sz="4" w:space="0" w:color="DDDDDD"/>
+              <w:right w:val="single" w:sz="4" w:space="0" w:color="DDDDDD"/>
+            </w:tcBorders>
+            <w:tcMar>
+              <w:top w:w="80" w:type="dxa"/>
+              <w:left w:w="120" w:type="dxa"/>
+              <w:bottom w:w="80" w:type="dxa"/>
+              <w:right w:w="120" w:type="dxa"/>
+            </w:tcMar>
+            <w:shd w:fill="F5F8FF"/>
+            <w:vAlign w:val="center"/>
+          </w:tcPr>
+          <w:p>
+            <w:pPr>
+              <w:spacing w:after="0"/>
+            </w:pPr>
+            <w:r>
+              <w:rPr>
+                <w:rFonts w:ascii="Wix Madefor Display" w:hAnsi="Wix Madefor Display" w:eastAsia="Wix Madefor Display"/>
+                <w:b w:val="0"/>
+                <w:color w:val="000000"/>
+                <w:sz w:val="16"/>
+              </w:rPr>
               <w:t>Start or resume a deal workflow</w:t>
             </w:r>
           </w:p>
@@ -239,6 +306,7 @@
               <w:bottom w:w="80" w:type="dxa"/>
               <w:right w:w="120" w:type="dxa"/>
             </w:tcMar>
+            <w:shd w:fill="F5F8FF"/>
             <w:vAlign w:val="center"/>
           </w:tcPr>
           <w:p>
@@ -273,7 +341,6 @@
               <w:bottom w:w="80" w:type="dxa"/>
               <w:right w:w="120" w:type="dxa"/>
             </w:tcMar>
-            <w:shd w:fill="F5F8FF"/>
             <w:vAlign w:val="center"/>
           </w:tcPr>
           <w:p>
@@ -306,7 +373,6 @@
               <w:bottom w:w="80" w:type="dxa"/>
               <w:right w:w="120" w:type="dxa"/>
             </w:tcMar>
-            <w:shd w:fill="F5F8FF"/>
             <w:vAlign w:val="center"/>
           </w:tcPr>
           <w:p>
@@ -341,6 +407,7 @@
               <w:bottom w:w="80" w:type="dxa"/>
               <w:right w:w="120" w:type="dxa"/>
             </w:tcMar>
+            <w:shd w:fill="F5F8FF"/>
             <w:vAlign w:val="center"/>
           </w:tcPr>
           <w:p>
@@ -373,6 +440,7 @@
               <w:bottom w:w="80" w:type="dxa"/>
               <w:right w:w="120" w:type="dxa"/>
             </w:tcMar>
+            <w:shd w:fill="F5F8FF"/>
             <w:vAlign w:val="center"/>
           </w:tcPr>
           <w:p>
@@ -407,7 +475,6 @@
               <w:bottom w:w="80" w:type="dxa"/>
               <w:right w:w="120" w:type="dxa"/>
             </w:tcMar>
-            <w:shd w:fill="F5F8FF"/>
             <w:vAlign w:val="center"/>
           </w:tcPr>
           <w:p>
@@ -440,7 +507,6 @@
               <w:bottom w:w="80" w:type="dxa"/>
               <w:right w:w="120" w:type="dxa"/>
             </w:tcMar>
-            <w:shd w:fill="F5F8FF"/>
             <w:vAlign w:val="center"/>
           </w:tcPr>
           <w:p>
@@ -475,6 +541,7 @@
               <w:bottom w:w="80" w:type="dxa"/>
               <w:right w:w="120" w:type="dxa"/>
             </w:tcMar>
+            <w:shd w:fill="F5F8FF"/>
             <w:vAlign w:val="center"/>
           </w:tcPr>
           <w:p>
@@ -507,6 +574,7 @@
               <w:bottom w:w="80" w:type="dxa"/>
               <w:right w:w="120" w:type="dxa"/>
             </w:tcMar>
+            <w:shd w:fill="F5F8FF"/>
             <w:vAlign w:val="center"/>
           </w:tcPr>
           <w:p>
@@ -541,7 +609,6 @@
               <w:bottom w:w="80" w:type="dxa"/>
               <w:right w:w="120" w:type="dxa"/>
             </w:tcMar>
-            <w:shd w:fill="F5F8FF"/>
             <w:vAlign w:val="center"/>
           </w:tcPr>
           <w:p>
@@ -574,7 +641,6 @@
               <w:bottom w:w="80" w:type="dxa"/>
               <w:right w:w="120" w:type="dxa"/>
             </w:tcMar>
-            <w:shd w:fill="F5F8FF"/>
             <w:vAlign w:val="center"/>
           </w:tcPr>
           <w:p>
@@ -609,6 +675,7 @@
               <w:bottom w:w="80" w:type="dxa"/>
               <w:right w:w="120" w:type="dxa"/>
             </w:tcMar>
+            <w:shd w:fill="F5F8FF"/>
             <w:vAlign w:val="center"/>
           </w:tcPr>
           <w:p>
@@ -641,6 +708,7 @@
               <w:bottom w:w="80" w:type="dxa"/>
               <w:right w:w="120" w:type="dxa"/>
             </w:tcMar>
+            <w:shd w:fill="F5F8FF"/>
             <w:vAlign w:val="center"/>
           </w:tcPr>
           <w:p>
@@ -675,7 +743,6 @@
               <w:bottom w:w="80" w:type="dxa"/>
               <w:right w:w="120" w:type="dxa"/>
             </w:tcMar>
-            <w:shd w:fill="F5F8FF"/>
             <w:vAlign w:val="center"/>
           </w:tcPr>
           <w:p>
@@ -708,7 +775,6 @@
               <w:bottom w:w="80" w:type="dxa"/>
               <w:right w:w="120" w:type="dxa"/>
             </w:tcMar>
-            <w:shd w:fill="F5F8FF"/>
             <w:vAlign w:val="center"/>
           </w:tcPr>
           <w:p>
@@ -743,6 +809,7 @@
               <w:bottom w:w="80" w:type="dxa"/>
               <w:right w:w="120" w:type="dxa"/>
             </w:tcMar>
+            <w:shd w:fill="F5F8FF"/>
             <w:vAlign w:val="center"/>
           </w:tcPr>
           <w:p>
@@ -775,6 +842,7 @@
               <w:bottom w:w="80" w:type="dxa"/>
               <w:right w:w="120" w:type="dxa"/>
             </w:tcMar>
+            <w:shd w:fill="F5F8FF"/>
             <w:vAlign w:val="center"/>
           </w:tcPr>
           <w:p>
@@ -809,7 +877,6 @@
               <w:bottom w:w="80" w:type="dxa"/>
               <w:right w:w="120" w:type="dxa"/>
             </w:tcMar>
-            <w:shd w:fill="F5F8FF"/>
             <w:vAlign w:val="center"/>
           </w:tcPr>
           <w:p>
@@ -842,7 +909,6 @@
               <w:bottom w:w="80" w:type="dxa"/>
               <w:right w:w="120" w:type="dxa"/>
             </w:tcMar>
-            <w:shd w:fill="F5F8FF"/>
             <w:vAlign w:val="center"/>
           </w:tcPr>
           <w:p>
@@ -877,6 +943,7 @@
               <w:bottom w:w="80" w:type="dxa"/>
               <w:right w:w="120" w:type="dxa"/>
             </w:tcMar>
+            <w:shd w:fill="F5F8FF"/>
             <w:vAlign w:val="center"/>
           </w:tcPr>
           <w:p>
@@ -909,6 +976,7 @@
               <w:bottom w:w="80" w:type="dxa"/>
               <w:right w:w="120" w:type="dxa"/>
             </w:tcMar>
+            <w:shd w:fill="F5F8FF"/>
             <w:vAlign w:val="center"/>
           </w:tcPr>
           <w:p>
@@ -943,7 +1011,6 @@
               <w:bottom w:w="80" w:type="dxa"/>
               <w:right w:w="120" w:type="dxa"/>
             </w:tcMar>
-            <w:shd w:fill="F5F8FF"/>
             <w:vAlign w:val="center"/>
           </w:tcPr>
           <w:p>
@@ -976,7 +1043,6 @@
               <w:bottom w:w="80" w:type="dxa"/>
               <w:right w:w="120" w:type="dxa"/>
             </w:tcMar>
-            <w:shd w:fill="F5F8FF"/>
             <w:vAlign w:val="center"/>
           </w:tcPr>
           <w:p>
@@ -1011,6 +1077,7 @@
               <w:bottom w:w="80" w:type="dxa"/>
               <w:right w:w="120" w:type="dxa"/>
             </w:tcMar>
+            <w:shd w:fill="F5F8FF"/>
             <w:vAlign w:val="center"/>
           </w:tcPr>
           <w:p>
@@ -1043,6 +1110,7 @@
               <w:bottom w:w="80" w:type="dxa"/>
               <w:right w:w="120" w:type="dxa"/>
             </w:tcMar>
+            <w:shd w:fill="F5F8FF"/>
             <w:vAlign w:val="center"/>
           </w:tcPr>
           <w:p>
@@ -1077,7 +1145,6 @@
               <w:bottom w:w="80" w:type="dxa"/>
               <w:right w:w="120" w:type="dxa"/>
             </w:tcMar>
-            <w:shd w:fill="F5F8FF"/>
             <w:vAlign w:val="center"/>
           </w:tcPr>
           <w:p>
@@ -1110,6 +1177,40 @@
               <w:bottom w:w="80" w:type="dxa"/>
               <w:right w:w="120" w:type="dxa"/>
             </w:tcMar>
+            <w:vAlign w:val="center"/>
+          </w:tcPr>
+          <w:p>
+            <w:pPr>
+              <w:spacing w:after="0"/>
+            </w:pPr>
+            <w:r>
+              <w:rPr>
+                <w:rFonts w:ascii="Wix Madefor Display" w:hAnsi="Wix Madefor Display" w:eastAsia="Wix Madefor Display"/>
+                <w:b w:val="0"/>
+                <w:color w:val="000000"/>
+                <w:sz w:val="16"/>
+              </w:rPr>
+              <w:t>pattern-docx</w:t>
+            </w:r>
+          </w:p>
+        </w:tc>
+      </w:tr>
+      <w:tr>
+        <w:tc>
+          <w:tcPr>
+            <w:tcW w:type="dxa" w:w="4300"/>
+            <w:tcBorders>
+              <w:top w:val="single" w:sz="4" w:space="0" w:color="DDDDDD"/>
+              <w:left w:val="single" w:sz="4" w:space="0" w:color="DDDDDD"/>
+              <w:bottom w:val="single" w:sz="4" w:space="0" w:color="DDDDDD"/>
+              <w:right w:val="single" w:sz="4" w:space="0" w:color="DDDDDD"/>
+            </w:tcBorders>
+            <w:tcMar>
+              <w:top w:w="80" w:type="dxa"/>
+              <w:left w:w="120" w:type="dxa"/>
+              <w:bottom w:w="80" w:type="dxa"/>
+              <w:right w:w="120" w:type="dxa"/>
+            </w:tcMar>
             <w:shd w:fill="F5F8FF"/>
             <w:vAlign w:val="center"/>
           </w:tcPr>
@@ -1124,7 +1225,40 @@
                 <w:color w:val="000000"/>
                 <w:sz w:val="16"/>
               </w:rPr>
-              <w:t>pattern-docx</w:t>
+              <w:t>Source footnotes and evidence tags</w:t>
+            </w:r>
+          </w:p>
+        </w:tc>
+        <w:tc>
+          <w:tcPr>
+            <w:tcW w:type="dxa" w:w="6500"/>
+            <w:tcBorders>
+              <w:top w:val="single" w:sz="4" w:space="0" w:color="DDDDDD"/>
+              <w:left w:val="single" w:sz="4" w:space="0" w:color="DDDDDD"/>
+              <w:bottom w:val="single" w:sz="4" w:space="0" w:color="DDDDDD"/>
+              <w:right w:val="single" w:sz="4" w:space="0" w:color="DDDDDD"/>
+            </w:tcBorders>
+            <w:tcMar>
+              <w:top w:w="80" w:type="dxa"/>
+              <w:left w:w="120" w:type="dxa"/>
+              <w:bottom w:w="80" w:type="dxa"/>
+              <w:right w:w="120" w:type="dxa"/>
+            </w:tcMar>
+            <w:shd w:fill="F5F8FF"/>
+            <w:vAlign w:val="center"/>
+          </w:tcPr>
+          <w:p>
+            <w:pPr>
+              <w:spacing w:after="0"/>
+            </w:pPr>
+            <w:r>
+              <w:rPr>
+                <w:rFonts w:ascii="Wix Madefor Display" w:hAnsi="Wix Madefor Display" w:eastAsia="Wix Madefor Display"/>
+                <w:b w:val="0"/>
+                <w:color w:val="000000"/>
+                <w:sz w:val="16"/>
+              </w:rPr>
+              <w:t>pattern-docx + claim-scrutinizer</w:t>
             </w:r>
           </w:p>
         </w:tc>
@@ -2184,6 +2318,370 @@
                 <w:sz w:val="16"/>
               </w:rPr>
               <w:t>Auto-run the final document QA gate.</w:t>
+            </w:r>
+          </w:p>
+        </w:tc>
+      </w:tr>
+    </w:tbl>
+    <w:p/>
+    <w:p>
+      <w:pPr>
+        <w:keepNext/>
+        <w:spacing w:before="200" w:after="100"/>
+      </w:pPr>
+      <w:r>
+        <w:rPr>
+          <w:rFonts w:ascii="Wix Madefor Display SemiBold" w:hAnsi="Wix Madefor Display SemiBold" w:eastAsia="Wix Madefor Display SemiBold"/>
+          <w:b/>
+          <w:color w:val="4280F4"/>
+          <w:sz w:val="24"/>
+        </w:rPr>
+        <w:t>Evidence and Footnote Standard</w:t>
+      </w:r>
+    </w:p>
+    <w:tbl>
+      <w:tblPr>
+        <w:tblW w:type="auto" w:w="0"/>
+        <w:jc w:val="center"/>
+        <w:tblLook w:firstColumn="1" w:firstRow="1" w:lastColumn="0" w:lastRow="0" w:noHBand="0" w:noVBand="1" w:val="04A0"/>
+      </w:tblPr>
+      <w:tblGrid>
+        <w:gridCol w:w="5400"/>
+        <w:gridCol w:w="5400"/>
+      </w:tblGrid>
+      <w:tr>
+        <w:trPr>
+          <w:tblHeader w:val="true"/>
+        </w:trPr>
+        <w:tc>
+          <w:tcPr>
+            <w:tcW w:type="dxa" w:w="3200"/>
+            <w:shd w:fill="0F4761"/>
+            <w:tcBorders>
+              <w:top w:val="single" w:sz="4" w:space="0" w:color="DDDDDD"/>
+              <w:left w:val="single" w:sz="4" w:space="0" w:color="DDDDDD"/>
+              <w:bottom w:val="single" w:sz="4" w:space="0" w:color="DDDDDD"/>
+              <w:right w:val="single" w:sz="4" w:space="0" w:color="DDDDDD"/>
+            </w:tcBorders>
+            <w:tcMar>
+              <w:top w:w="80" w:type="dxa"/>
+              <w:left w:w="120" w:type="dxa"/>
+              <w:bottom w:w="80" w:type="dxa"/>
+              <w:right w:w="120" w:type="dxa"/>
+            </w:tcMar>
+          </w:tcPr>
+          <w:p>
+            <w:pPr>
+              <w:spacing w:after="0"/>
+            </w:pPr>
+            <w:r>
+              <w:rPr>
+                <w:rFonts w:ascii="Wix Madefor Display SemiBold" w:hAnsi="Wix Madefor Display SemiBold" w:eastAsia="Wix Madefor Display SemiBold"/>
+                <w:b/>
+                <w:color w:val="FFFFFF"/>
+                <w:sz w:val="16"/>
+              </w:rPr>
+              <w:t>Topic</w:t>
+            </w:r>
+          </w:p>
+        </w:tc>
+        <w:tc>
+          <w:tcPr>
+            <w:tcW w:type="dxa" w:w="7600"/>
+            <w:shd w:fill="0F4761"/>
+            <w:tcBorders>
+              <w:top w:val="single" w:sz="4" w:space="0" w:color="DDDDDD"/>
+              <w:left w:val="single" w:sz="4" w:space="0" w:color="DDDDDD"/>
+              <w:bottom w:val="single" w:sz="4" w:space="0" w:color="DDDDDD"/>
+              <w:right w:val="single" w:sz="4" w:space="0" w:color="DDDDDD"/>
+            </w:tcBorders>
+            <w:tcMar>
+              <w:top w:w="80" w:type="dxa"/>
+              <w:left w:w="120" w:type="dxa"/>
+              <w:bottom w:w="80" w:type="dxa"/>
+              <w:right w:w="120" w:type="dxa"/>
+            </w:tcMar>
+          </w:tcPr>
+          <w:p>
+            <w:pPr>
+              <w:spacing w:after="0"/>
+            </w:pPr>
+            <w:r>
+              <w:rPr>
+                <w:rFonts w:ascii="Wix Madefor Display SemiBold" w:hAnsi="Wix Madefor Display SemiBold" w:eastAsia="Wix Madefor Display SemiBold"/>
+                <w:b/>
+                <w:color w:val="FFFFFF"/>
+                <w:sz w:val="16"/>
+              </w:rPr>
+              <w:t>Rule</w:t>
+            </w:r>
+          </w:p>
+        </w:tc>
+      </w:tr>
+      <w:tr>
+        <w:tc>
+          <w:tcPr>
+            <w:tcW w:type="dxa" w:w="3200"/>
+            <w:tcBorders>
+              <w:top w:val="single" w:sz="4" w:space="0" w:color="DDDDDD"/>
+              <w:left w:val="single" w:sz="4" w:space="0" w:color="DDDDDD"/>
+              <w:bottom w:val="single" w:sz="4" w:space="0" w:color="DDDDDD"/>
+              <w:right w:val="single" w:sz="4" w:space="0" w:color="DDDDDD"/>
+            </w:tcBorders>
+            <w:tcMar>
+              <w:top w:w="80" w:type="dxa"/>
+              <w:left w:w="120" w:type="dxa"/>
+              <w:bottom w:w="80" w:type="dxa"/>
+              <w:right w:w="120" w:type="dxa"/>
+            </w:tcMar>
+            <w:shd w:fill="F5F8FF"/>
+            <w:vAlign w:val="center"/>
+          </w:tcPr>
+          <w:p>
+            <w:pPr>
+              <w:spacing w:after="0"/>
+            </w:pPr>
+            <w:r>
+              <w:rPr>
+                <w:rFonts w:ascii="Wix Madefor Display" w:hAnsi="Wix Madefor Display" w:eastAsia="Wix Madefor Display"/>
+                <w:b w:val="0"/>
+                <w:color w:val="000000"/>
+                <w:sz w:val="16"/>
+              </w:rPr>
+              <w:t>Evidence tags</w:t>
+            </w:r>
+          </w:p>
+        </w:tc>
+        <w:tc>
+          <w:tcPr>
+            <w:tcW w:type="dxa" w:w="7600"/>
+            <w:tcBorders>
+              <w:top w:val="single" w:sz="4" w:space="0" w:color="DDDDDD"/>
+              <w:left w:val="single" w:sz="4" w:space="0" w:color="DDDDDD"/>
+              <w:bottom w:val="single" w:sz="4" w:space="0" w:color="DDDDDD"/>
+              <w:right w:val="single" w:sz="4" w:space="0" w:color="DDDDDD"/>
+            </w:tcBorders>
+            <w:tcMar>
+              <w:top w:w="80" w:type="dxa"/>
+              <w:left w:w="120" w:type="dxa"/>
+              <w:bottom w:w="80" w:type="dxa"/>
+              <w:right w:w="120" w:type="dxa"/>
+            </w:tcMar>
+            <w:shd w:fill="F5F8FF"/>
+            <w:vAlign w:val="center"/>
+          </w:tcPr>
+          <w:p>
+            <w:pPr>
+              <w:spacing w:after="0"/>
+            </w:pPr>
+            <w:r>
+              <w:rPr>
+                <w:rFonts w:ascii="Wix Madefor Display" w:hAnsi="Wix Madefor Display" w:eastAsia="Wix Madefor Display"/>
+                <w:b w:val="0"/>
+                <w:color w:val="000000"/>
+                <w:sz w:val="16"/>
+              </w:rPr>
+              <w:t>Use [F · H], [F · M], [E · L], etc. Type = fact / estimate / hypothesis; confidence = high / medium / low.</w:t>
+            </w:r>
+          </w:p>
+        </w:tc>
+      </w:tr>
+      <w:tr>
+        <w:tc>
+          <w:tcPr>
+            <w:tcW w:type="dxa" w:w="3200"/>
+            <w:tcBorders>
+              <w:top w:val="single" w:sz="4" w:space="0" w:color="DDDDDD"/>
+              <w:left w:val="single" w:sz="4" w:space="0" w:color="DDDDDD"/>
+              <w:bottom w:val="single" w:sz="4" w:space="0" w:color="DDDDDD"/>
+              <w:right w:val="single" w:sz="4" w:space="0" w:color="DDDDDD"/>
+            </w:tcBorders>
+            <w:tcMar>
+              <w:top w:w="80" w:type="dxa"/>
+              <w:left w:w="120" w:type="dxa"/>
+              <w:bottom w:w="80" w:type="dxa"/>
+              <w:right w:w="120" w:type="dxa"/>
+            </w:tcMar>
+            <w:vAlign w:val="center"/>
+          </w:tcPr>
+          <w:p>
+            <w:pPr>
+              <w:spacing w:after="0"/>
+            </w:pPr>
+            <w:r>
+              <w:rPr>
+                <w:rFonts w:ascii="Wix Madefor Display" w:hAnsi="Wix Madefor Display" w:eastAsia="Wix Madefor Display"/>
+                <w:b w:val="0"/>
+                <w:color w:val="000000"/>
+                <w:sz w:val="16"/>
+              </w:rPr>
+              <w:t>Thesis-critical sources</w:t>
+            </w:r>
+          </w:p>
+        </w:tc>
+        <w:tc>
+          <w:tcPr>
+            <w:tcW w:type="dxa" w:w="7600"/>
+            <w:tcBorders>
+              <w:top w:val="single" w:sz="4" w:space="0" w:color="DDDDDD"/>
+              <w:left w:val="single" w:sz="4" w:space="0" w:color="DDDDDD"/>
+              <w:bottom w:val="single" w:sz="4" w:space="0" w:color="DDDDDD"/>
+              <w:right w:val="single" w:sz="4" w:space="0" w:color="DDDDDD"/>
+            </w:tcBorders>
+            <w:tcMar>
+              <w:top w:w="80" w:type="dxa"/>
+              <w:left w:w="120" w:type="dxa"/>
+              <w:bottom w:w="80" w:type="dxa"/>
+              <w:right w:w="120" w:type="dxa"/>
+            </w:tcMar>
+            <w:vAlign w:val="center"/>
+          </w:tcPr>
+          <w:p>
+            <w:pPr>
+              <w:spacing w:after="0"/>
+            </w:pPr>
+            <w:r>
+              <w:rPr>
+                <w:rFonts w:ascii="Wix Madefor Display" w:hAnsi="Wix Madefor Display" w:eastAsia="Wix Madefor Display"/>
+                <w:b w:val="0"/>
+                <w:color w:val="000000"/>
+                <w:sz w:val="16"/>
+              </w:rPr>
+              <w:t>Use true Word footnotes in Pattern DOCX: w:footnoteReference in the body, source text in word/footnotes.xml.</w:t>
+            </w:r>
+          </w:p>
+        </w:tc>
+      </w:tr>
+      <w:tr>
+        <w:tc>
+          <w:tcPr>
+            <w:tcW w:type="dxa" w:w="3200"/>
+            <w:tcBorders>
+              <w:top w:val="single" w:sz="4" w:space="0" w:color="DDDDDD"/>
+              <w:left w:val="single" w:sz="4" w:space="0" w:color="DDDDDD"/>
+              <w:bottom w:val="single" w:sz="4" w:space="0" w:color="DDDDDD"/>
+              <w:right w:val="single" w:sz="4" w:space="0" w:color="DDDDDD"/>
+            </w:tcBorders>
+            <w:tcMar>
+              <w:top w:w="80" w:type="dxa"/>
+              <w:left w:w="120" w:type="dxa"/>
+              <w:bottom w:w="80" w:type="dxa"/>
+              <w:right w:w="120" w:type="dxa"/>
+            </w:tcMar>
+            <w:shd w:fill="F5F8FF"/>
+            <w:vAlign w:val="center"/>
+          </w:tcPr>
+          <w:p>
+            <w:pPr>
+              <w:spacing w:after="0"/>
+            </w:pPr>
+            <w:r>
+              <w:rPr>
+                <w:rFonts w:ascii="Wix Madefor Display" w:hAnsi="Wix Madefor Display" w:eastAsia="Wix Madefor Display"/>
+                <w:b w:val="0"/>
+                <w:color w:val="000000"/>
+                <w:sz w:val="16"/>
+              </w:rPr>
+              <w:t>Full deal gate</w:t>
+            </w:r>
+          </w:p>
+        </w:tc>
+        <w:tc>
+          <w:tcPr>
+            <w:tcW w:type="dxa" w:w="7600"/>
+            <w:tcBorders>
+              <w:top w:val="single" w:sz="4" w:space="0" w:color="DDDDDD"/>
+              <w:left w:val="single" w:sz="4" w:space="0" w:color="DDDDDD"/>
+              <w:bottom w:val="single" w:sz="4" w:space="0" w:color="DDDDDD"/>
+              <w:right w:val="single" w:sz="4" w:space="0" w:color="DDDDDD"/>
+            </w:tcBorders>
+            <w:tcMar>
+              <w:top w:w="80" w:type="dxa"/>
+              <w:left w:w="120" w:type="dxa"/>
+              <w:bottom w:w="80" w:type="dxa"/>
+              <w:right w:w="120" w:type="dxa"/>
+            </w:tcMar>
+            <w:shd w:fill="F5F8FF"/>
+            <w:vAlign w:val="center"/>
+          </w:tcPr>
+          <w:p>
+            <w:pPr>
+              <w:spacing w:after="0"/>
+            </w:pPr>
+            <w:r>
+              <w:rPr>
+                <w:rFonts w:ascii="Wix Madefor Display" w:hAnsi="Wix Madefor Display" w:eastAsia="Wix Madefor Display"/>
+                <w:b w:val="0"/>
+                <w:color w:val="000000"/>
+                <w:sz w:val="16"/>
+              </w:rPr>
+              <w:t>Keep SOURCE_STRICTNESS=strict. Unsupported thesis-critical claims, conflicting numbers, missing arithmetic, and unsupported superlatives return HALT.</w:t>
+            </w:r>
+          </w:p>
+        </w:tc>
+      </w:tr>
+      <w:tr>
+        <w:tc>
+          <w:tcPr>
+            <w:tcW w:type="dxa" w:w="3200"/>
+            <w:tcBorders>
+              <w:top w:val="single" w:sz="4" w:space="0" w:color="DDDDDD"/>
+              <w:left w:val="single" w:sz="4" w:space="0" w:color="DDDDDD"/>
+              <w:bottom w:val="single" w:sz="4" w:space="0" w:color="DDDDDD"/>
+              <w:right w:val="single" w:sz="4" w:space="0" w:color="DDDDDD"/>
+            </w:tcBorders>
+            <w:tcMar>
+              <w:top w:w="80" w:type="dxa"/>
+              <w:left w:w="120" w:type="dxa"/>
+              <w:bottom w:w="80" w:type="dxa"/>
+              <w:right w:w="120" w:type="dxa"/>
+            </w:tcMar>
+            <w:vAlign w:val="center"/>
+          </w:tcPr>
+          <w:p>
+            <w:pPr>
+              <w:spacing w:after="0"/>
+            </w:pPr>
+            <w:r>
+              <w:rPr>
+                <w:rFonts w:ascii="Wix Madefor Display" w:hAnsi="Wix Madefor Display" w:eastAsia="Wix Madefor Display"/>
+                <w:b w:val="0"/>
+                <w:color w:val="000000"/>
+                <w:sz w:val="16"/>
+              </w:rPr>
+              <w:t>Repeatable prompt</w:t>
+            </w:r>
+          </w:p>
+        </w:tc>
+        <w:tc>
+          <w:tcPr>
+            <w:tcW w:type="dxa" w:w="7600"/>
+            <w:tcBorders>
+              <w:top w:val="single" w:sz="4" w:space="0" w:color="DDDDDD"/>
+              <w:left w:val="single" w:sz="4" w:space="0" w:color="DDDDDD"/>
+              <w:bottom w:val="single" w:sz="4" w:space="0" w:color="DDDDDD"/>
+              <w:right w:val="single" w:sz="4" w:space="0" w:color="DDDDDD"/>
+            </w:tcBorders>
+            <w:tcMar>
+              <w:top w:w="80" w:type="dxa"/>
+              <w:left w:w="120" w:type="dxa"/>
+              <w:bottom w:w="80" w:type="dxa"/>
+              <w:right w:w="120" w:type="dxa"/>
+            </w:tcMar>
+            <w:vAlign w:val="center"/>
+          </w:tcPr>
+          <w:p>
+            <w:pPr>
+              <w:spacing w:after="0"/>
+            </w:pPr>
+            <w:r>
+              <w:rPr>
+                <w:rFonts w:ascii="Wix Madefor Display" w:hAnsi="Wix Madefor Display" w:eastAsia="Wix Madefor Display"/>
+                <w:b w:val="0"/>
+                <w:color w:val="000000"/>
+                <w:sz w:val="16"/>
+              </w:rPr>
+              <w:t>Use docs/new-deal-gold-standard-prompt-sequence.md for checkpointed full-deal execution.</w:t>
             </w:r>
           </w:p>
         </w:tc>
@@ -4780,6 +5278,74 @@
           </w:p>
         </w:tc>
       </w:tr>
+      <w:tr>
+        <w:tc>
+          <w:tcPr>
+            <w:tcW w:type="dxa" w:w="3300"/>
+            <w:tcBorders>
+              <w:top w:val="single" w:sz="4" w:space="0" w:color="DDDDDD"/>
+              <w:left w:val="single" w:sz="4" w:space="0" w:color="DDDDDD"/>
+              <w:bottom w:val="single" w:sz="4" w:space="0" w:color="DDDDDD"/>
+              <w:right w:val="single" w:sz="4" w:space="0" w:color="DDDDDD"/>
+            </w:tcBorders>
+            <w:tcMar>
+              <w:top w:w="80" w:type="dxa"/>
+              <w:left w:w="120" w:type="dxa"/>
+              <w:bottom w:w="80" w:type="dxa"/>
+              <w:right w:w="120" w:type="dxa"/>
+            </w:tcMar>
+            <w:shd w:fill="F5F8FF"/>
+            <w:vAlign w:val="center"/>
+          </w:tcPr>
+          <w:p>
+            <w:pPr>
+              <w:spacing w:after="0"/>
+            </w:pPr>
+            <w:r>
+              <w:rPr>
+                <w:rFonts w:ascii="Wix Madefor Display" w:hAnsi="Wix Madefor Display" w:eastAsia="Wix Madefor Display"/>
+                <w:b w:val="0"/>
+                <w:color w:val="000000"/>
+                <w:sz w:val="16"/>
+              </w:rPr>
+              <w:t>Source footnotes</w:t>
+            </w:r>
+          </w:p>
+        </w:tc>
+        <w:tc>
+          <w:tcPr>
+            <w:tcW w:type="dxa" w:w="7500"/>
+            <w:tcBorders>
+              <w:top w:val="single" w:sz="4" w:space="0" w:color="DDDDDD"/>
+              <w:left w:val="single" w:sz="4" w:space="0" w:color="DDDDDD"/>
+              <w:bottom w:val="single" w:sz="4" w:space="0" w:color="DDDDDD"/>
+              <w:right w:val="single" w:sz="4" w:space="0" w:color="DDDDDD"/>
+            </w:tcBorders>
+            <w:tcMar>
+              <w:top w:w="80" w:type="dxa"/>
+              <w:left w:w="120" w:type="dxa"/>
+              <w:bottom w:w="80" w:type="dxa"/>
+              <w:right w:w="120" w:type="dxa"/>
+            </w:tcMar>
+            <w:shd w:fill="F5F8FF"/>
+            <w:vAlign w:val="center"/>
+          </w:tcPr>
+          <w:p>
+            <w:pPr>
+              <w:spacing w:after="0"/>
+            </w:pPr>
+            <w:r>
+              <w:rPr>
+                <w:rFonts w:ascii="Wix Madefor Display" w:hAnsi="Wix Madefor Display" w:eastAsia="Wix Madefor Display"/>
+                <w:b w:val="0"/>
+                <w:color w:val="000000"/>
+                <w:sz w:val="16"/>
+              </w:rPr>
+              <w:t>True Word footnotes with [F · H]-style source tags</w:t>
+            </w:r>
+          </w:p>
+        </w:tc>
+      </w:tr>
     </w:tbl>
     <w:p/>
     <w:sectPr>
